--- a/documentos/detalles word.docx
+++ b/documentos/detalles word.docx
@@ -316,7 +316,15 @@
     <w:p/>
     <w:p>
       <w:r>
-        <w:t xml:space="preserve">Programa que lee archivos de Excel y los pasa   a la base de datos, en desarrollo se uso </w:t>
+        <w:t xml:space="preserve">Programa que lee archivos de Excel y los pasa   a la base de datos, en desarrollo se </w:t>
+      </w:r>
+      <w:proofErr w:type="spellStart"/>
+      <w:r>
+        <w:t>uso</w:t>
+      </w:r>
+      <w:proofErr w:type="spellEnd"/>
+      <w:r>
+        <w:t xml:space="preserve"> </w:t>
       </w:r>
       <w:proofErr w:type="spellStart"/>
       <w:r>
@@ -388,6 +396,522 @@
       <w:proofErr w:type="spellEnd"/>
     </w:p>
     <w:p/>
+    <w:p/>
+    <w:p/>
+    <w:p>
+      <w:r>
+        <w:lastRenderedPageBreak/>
+        <w:t>MARCA TEMPORAL Y FECHA DE NACIMIENTO</w:t>
+      </w:r>
+    </w:p>
+    <w:p>
+      <w:pPr>
+        <w:rPr>
+          <w:b/>
+          <w:bCs/>
+          <w:sz w:val="28"/>
+          <w:szCs w:val="28"/>
+        </w:rPr>
+      </w:pPr>
+      <w:r>
+        <w:rPr>
+          <w:b/>
+          <w:bCs/>
+          <w:sz w:val="28"/>
+          <w:szCs w:val="28"/>
+          <w:highlight w:val="green"/>
+        </w:rPr>
+        <w:t>Marca temporal</w:t>
+      </w:r>
+    </w:p>
+    <w:p>
+      <w:r>
+        <w:t xml:space="preserve">Marca temporal antes se guardaba: </w:t>
+      </w:r>
+      <w:r>
+        <w:t>46136.32755515</w:t>
+      </w:r>
+    </w:p>
+    <w:p/>
+    <w:p>
+      <w:r>
+        <w:t>Ahora se guarda de esta manera</w:t>
+      </w:r>
+    </w:p>
+    <w:p>
+      <w:r>
+        <w:t>24/04/2026 08:30:35</w:t>
+      </w:r>
+    </w:p>
+    <w:p/>
+    <w:p>
+      <w:pPr>
+        <w:rPr>
+          <w:b/>
+          <w:bCs/>
+        </w:rPr>
+      </w:pPr>
+      <w:r>
+        <w:rPr>
+          <w:b/>
+          <w:bCs/>
+        </w:rPr>
+        <w:t xml:space="preserve">Gracias a </w:t>
+      </w:r>
+      <w:proofErr w:type="spellStart"/>
+      <w:r>
+        <w:rPr>
+          <w:b/>
+          <w:bCs/>
+        </w:rPr>
+        <w:t>ExcelToDateTimeObject</w:t>
+      </w:r>
+      <w:proofErr w:type="spellEnd"/>
+    </w:p>
+    <w:p>
+      <w:r>
+        <w:t> $</w:t>
+      </w:r>
+      <w:proofErr w:type="spellStart"/>
+      <w:r>
+        <w:t>marcaTemporal</w:t>
+      </w:r>
+      <w:proofErr w:type="spellEnd"/>
+      <w:r>
+        <w:t xml:space="preserve"> = </w:t>
+      </w:r>
+      <w:proofErr w:type="spellStart"/>
+      <w:r>
+        <w:t>null</w:t>
+      </w:r>
+      <w:proofErr w:type="spellEnd"/>
+      <w:r>
+        <w:t>;</w:t>
+      </w:r>
+    </w:p>
+    <w:p>
+      <w:r>
+        <w:t xml:space="preserve">        </w:t>
+      </w:r>
+      <w:proofErr w:type="spellStart"/>
+      <w:r>
+        <w:t>if</w:t>
+      </w:r>
+      <w:proofErr w:type="spellEnd"/>
+      <w:r>
+        <w:t xml:space="preserve"> </w:t>
+      </w:r>
+      <w:proofErr w:type="gramStart"/>
+      <w:r>
+        <w:t>(!</w:t>
+      </w:r>
+      <w:proofErr w:type="spellStart"/>
+      <w:r>
+        <w:t>empty</w:t>
+      </w:r>
+      <w:proofErr w:type="spellEnd"/>
+      <w:proofErr w:type="gramEnd"/>
+      <w:r>
+        <w:t>($</w:t>
+      </w:r>
+      <w:proofErr w:type="spellStart"/>
+      <w:r>
+        <w:t>row</w:t>
+      </w:r>
+      <w:proofErr w:type="spellEnd"/>
+      <w:r>
+        <w:t>['</w:t>
+      </w:r>
+      <w:proofErr w:type="spellStart"/>
+      <w:r>
+        <w:t>marca_temporal</w:t>
+      </w:r>
+      <w:proofErr w:type="spellEnd"/>
+      <w:r>
+        <w:t>'])) {</w:t>
+      </w:r>
+    </w:p>
+    <w:p>
+      <w:r>
+        <w:t xml:space="preserve">            </w:t>
+      </w:r>
+      <w:proofErr w:type="spellStart"/>
+      <w:r>
+        <w:t>if</w:t>
+      </w:r>
+      <w:proofErr w:type="spellEnd"/>
+      <w:r>
+        <w:t xml:space="preserve"> (</w:t>
+      </w:r>
+      <w:proofErr w:type="spellStart"/>
+      <w:r>
+        <w:t>is_numeric</w:t>
+      </w:r>
+      <w:proofErr w:type="spellEnd"/>
+      <w:r>
+        <w:t>($</w:t>
+      </w:r>
+      <w:proofErr w:type="spellStart"/>
+      <w:r>
+        <w:t>row</w:t>
+      </w:r>
+      <w:proofErr w:type="spellEnd"/>
+      <w:r>
+        <w:t>['</w:t>
+      </w:r>
+      <w:proofErr w:type="spellStart"/>
+      <w:r>
+        <w:t>marca_temporal</w:t>
+      </w:r>
+      <w:proofErr w:type="spellEnd"/>
+      <w:r>
+        <w:t>'])) {</w:t>
+      </w:r>
+    </w:p>
+    <w:p>
+      <w:r>
+        <w:t>                $</w:t>
+      </w:r>
+      <w:proofErr w:type="spellStart"/>
+      <w:r>
+        <w:t>marcaTemporal</w:t>
+      </w:r>
+      <w:proofErr w:type="spellEnd"/>
+      <w:r>
+        <w:t xml:space="preserve"> = </w:t>
+      </w:r>
+      <w:proofErr w:type="gramStart"/>
+      <w:r>
+        <w:rPr>
+          <w:i/>
+          <w:iCs/>
+        </w:rPr>
+        <w:t>Date</w:t>
+      </w:r>
+      <w:r>
+        <w:t>::</w:t>
+      </w:r>
+      <w:proofErr w:type="gramEnd"/>
+      <w:r>
+        <w:t>excelToDateTimeObject($row['marca_temporal'])-&gt;format('d/m/Y H:i:s');</w:t>
+      </w:r>
+    </w:p>
+    <w:p>
+      <w:r>
+        <w:t xml:space="preserve">            } </w:t>
+      </w:r>
+      <w:proofErr w:type="spellStart"/>
+      <w:r>
+        <w:t>else</w:t>
+      </w:r>
+      <w:proofErr w:type="spellEnd"/>
+      <w:r>
+        <w:t xml:space="preserve"> {</w:t>
+      </w:r>
+    </w:p>
+    <w:p>
+      <w:r>
+        <w:t>                $</w:t>
+      </w:r>
+      <w:proofErr w:type="spellStart"/>
+      <w:r>
+        <w:t>marcaTemporal</w:t>
+      </w:r>
+      <w:proofErr w:type="spellEnd"/>
+      <w:r>
+        <w:t xml:space="preserve"> = $</w:t>
+      </w:r>
+      <w:proofErr w:type="spellStart"/>
+      <w:r>
+        <w:t>row</w:t>
+      </w:r>
+      <w:proofErr w:type="spellEnd"/>
+      <w:r>
+        <w:t>['</w:t>
+      </w:r>
+      <w:proofErr w:type="spellStart"/>
+      <w:r>
+        <w:t>marca_temporal</w:t>
+      </w:r>
+      <w:proofErr w:type="spellEnd"/>
+      <w:r>
+        <w:t>'];</w:t>
+      </w:r>
+    </w:p>
+    <w:p>
+      <w:r>
+        <w:t>            }</w:t>
+      </w:r>
+    </w:p>
+    <w:p>
+      <w:r>
+        <w:t>        }</w:t>
+      </w:r>
+    </w:p>
+    <w:p/>
+    <w:p>
+      <w:pPr>
+        <w:rPr>
+          <w:b/>
+          <w:bCs/>
+          <w:sz w:val="28"/>
+          <w:szCs w:val="28"/>
+        </w:rPr>
+      </w:pPr>
+      <w:r>
+        <w:rPr>
+          <w:b/>
+          <w:bCs/>
+          <w:sz w:val="28"/>
+          <w:szCs w:val="28"/>
+          <w:highlight w:val="green"/>
+        </w:rPr>
+        <w:t>Fecha de nacimiento</w:t>
+      </w:r>
+    </w:p>
+    <w:p/>
+    <w:p>
+      <w:r>
+        <w:t xml:space="preserve">Lo manejaba de forma nativa Microsoft </w:t>
+      </w:r>
+      <w:r>
+        <w:t>39519</w:t>
+      </w:r>
+    </w:p>
+    <w:p>
+      <w:pPr>
+        <w:rPr>
+          <w:b/>
+          <w:bCs/>
+        </w:rPr>
+      </w:pPr>
+      <w:r>
+        <w:rPr>
+          <w:b/>
+          <w:bCs/>
+        </w:rPr>
+        <w:t xml:space="preserve">Gracias a </w:t>
+      </w:r>
+      <w:proofErr w:type="spellStart"/>
+      <w:r>
+        <w:rPr>
+          <w:b/>
+          <w:bCs/>
+        </w:rPr>
+        <w:t>ExcelToDateTimeObject</w:t>
+      </w:r>
+      <w:proofErr w:type="spellEnd"/>
+    </w:p>
+    <w:p>
+      <w:r>
+        <w:t>$</w:t>
+      </w:r>
+      <w:proofErr w:type="spellStart"/>
+      <w:r>
+        <w:t>fechaNacimiento</w:t>
+      </w:r>
+      <w:proofErr w:type="spellEnd"/>
+      <w:r>
+        <w:t xml:space="preserve"> = </w:t>
+      </w:r>
+      <w:proofErr w:type="spellStart"/>
+      <w:r>
+        <w:t>null</w:t>
+      </w:r>
+      <w:proofErr w:type="spellEnd"/>
+      <w:r>
+        <w:t>;</w:t>
+      </w:r>
+    </w:p>
+    <w:p>
+      <w:r>
+        <w:t xml:space="preserve">        </w:t>
+      </w:r>
+      <w:proofErr w:type="spellStart"/>
+      <w:r>
+        <w:t>if</w:t>
+      </w:r>
+      <w:proofErr w:type="spellEnd"/>
+      <w:r>
+        <w:t xml:space="preserve"> </w:t>
+      </w:r>
+      <w:proofErr w:type="gramStart"/>
+      <w:r>
+        <w:t>(!</w:t>
+      </w:r>
+      <w:proofErr w:type="spellStart"/>
+      <w:r>
+        <w:t>empty</w:t>
+      </w:r>
+      <w:proofErr w:type="spellEnd"/>
+      <w:proofErr w:type="gramEnd"/>
+      <w:r>
+        <w:t>($</w:t>
+      </w:r>
+      <w:proofErr w:type="spellStart"/>
+      <w:r>
+        <w:t>row</w:t>
+      </w:r>
+      <w:proofErr w:type="spellEnd"/>
+      <w:r>
+        <w:t>['</w:t>
+      </w:r>
+      <w:proofErr w:type="spellStart"/>
+      <w:r>
+        <w:t>fecha_de_nacimiento</w:t>
+      </w:r>
+      <w:proofErr w:type="spellEnd"/>
+      <w:r>
+        <w:t>'])) {</w:t>
+      </w:r>
+    </w:p>
+    <w:p>
+      <w:r>
+        <w:t>            // Si viene como número serial de Excel</w:t>
+      </w:r>
+    </w:p>
+    <w:p>
+      <w:r>
+        <w:t xml:space="preserve">            </w:t>
+      </w:r>
+      <w:proofErr w:type="spellStart"/>
+      <w:r>
+        <w:t>if</w:t>
+      </w:r>
+      <w:proofErr w:type="spellEnd"/>
+      <w:r>
+        <w:t xml:space="preserve"> (</w:t>
+      </w:r>
+      <w:proofErr w:type="spellStart"/>
+      <w:r>
+        <w:t>is_numeric</w:t>
+      </w:r>
+      <w:proofErr w:type="spellEnd"/>
+      <w:r>
+        <w:t>($</w:t>
+      </w:r>
+      <w:proofErr w:type="spellStart"/>
+      <w:r>
+        <w:t>row</w:t>
+      </w:r>
+      <w:proofErr w:type="spellEnd"/>
+      <w:r>
+        <w:t>['</w:t>
+      </w:r>
+      <w:proofErr w:type="spellStart"/>
+      <w:r>
+        <w:t>fecha_de_nacimiento</w:t>
+      </w:r>
+      <w:proofErr w:type="spellEnd"/>
+      <w:r>
+        <w:t>'])) {</w:t>
+      </w:r>
+    </w:p>
+    <w:p>
+      <w:r>
+        <w:lastRenderedPageBreak/>
+        <w:t>                $</w:t>
+      </w:r>
+      <w:proofErr w:type="spellStart"/>
+      <w:r>
+        <w:t>fechaNacimiento</w:t>
+      </w:r>
+      <w:proofErr w:type="spellEnd"/>
+      <w:r>
+        <w:t xml:space="preserve"> = </w:t>
+      </w:r>
+      <w:proofErr w:type="gramStart"/>
+      <w:r>
+        <w:rPr>
+          <w:i/>
+          <w:iCs/>
+        </w:rPr>
+        <w:t>Date</w:t>
+      </w:r>
+      <w:r>
+        <w:t>::</w:t>
+      </w:r>
+      <w:proofErr w:type="gramEnd"/>
+      <w:r>
+        <w:t>excelToDateTimeObject($row['fecha_de_nacimiento'])-&gt;format('d/m/Y');</w:t>
+      </w:r>
+    </w:p>
+    <w:p>
+      <w:r>
+        <w:t xml:space="preserve">            } </w:t>
+      </w:r>
+      <w:proofErr w:type="spellStart"/>
+      <w:r>
+        <w:t>else</w:t>
+      </w:r>
+      <w:proofErr w:type="spellEnd"/>
+      <w:r>
+        <w:t xml:space="preserve"> {</w:t>
+      </w:r>
+    </w:p>
+    <w:p>
+      <w:r>
+        <w:t>                // Si viene como texto limpio</w:t>
+      </w:r>
+    </w:p>
+    <w:p>
+      <w:r>
+        <w:t>                $</w:t>
+      </w:r>
+      <w:proofErr w:type="spellStart"/>
+      <w:r>
+        <w:t>fechaNacimiento</w:t>
+      </w:r>
+      <w:proofErr w:type="spellEnd"/>
+      <w:r>
+        <w:t xml:space="preserve"> = $</w:t>
+      </w:r>
+      <w:proofErr w:type="spellStart"/>
+      <w:r>
+        <w:t>row</w:t>
+      </w:r>
+      <w:proofErr w:type="spellEnd"/>
+      <w:r>
+        <w:t>['</w:t>
+      </w:r>
+      <w:proofErr w:type="spellStart"/>
+      <w:r>
+        <w:t>fecha_de_nacimiento</w:t>
+      </w:r>
+      <w:proofErr w:type="spellEnd"/>
+      <w:r>
+        <w:t>'];</w:t>
+      </w:r>
+    </w:p>
+    <w:p>
+      <w:r>
+        <w:t>            }</w:t>
+      </w:r>
+    </w:p>
+    <w:p>
+      <w:r>
+        <w:t>        }</w:t>
+      </w:r>
+    </w:p>
+    <w:p>
+      <w:r>
+        <w:br/>
+        <w:t xml:space="preserve">Ahora ya lo </w:t>
+      </w:r>
+      <w:proofErr w:type="spellStart"/>
+      <w:r>
+        <w:t>gaurda</w:t>
+      </w:r>
+      <w:proofErr w:type="spellEnd"/>
+      <w:r>
+        <w:t xml:space="preserve"> de mejor manera</w:t>
+      </w:r>
+    </w:p>
+    <w:p>
+      <w:r>
+        <w:t>18/07/1987</w:t>
+      </w:r>
+    </w:p>
     <w:p/>
     <w:sectPr>
       <w:pgSz w:w="12240" w:h="15840"/>
